--- a/flow/20230914_vu_template/drafts/2024-11-g/05-ВТ-мчч.Галактіона і Епістими.docx
+++ b/flow/20230914_vu_template/drafts/2024-11-g/05-ВТ-мчч.Галактіона і Епістими.docx
@@ -4062,7 +4062,7 @@
           <w:szCs w:val="24"/>
           <w:rtl w:val="0"/>
         </w:rPr>
-        <w:t>Молимось тобі, Владико: Потерпи нам безплідним* і не порубай нас сокирою смерти,* як дерево неплідне, у вогонь вкидаючи,* але вчини нас плодоносними, умоляємо тебе.* Як людинаолюбець дай час на покуту,* щоб ми обмили, Спасе наш Христе,* безліч гріхів наших.</w:t>
+        <w:t>Молимось тобі, Владико: Потерпи нам безплідним* і не порубай нас сокирою смерти,* як дерево неплідне, у вогонь вкидаючи,* але вчини нас плодоносними, умоляємо тебе.* Як Людинолюбець дай час на покуту,* щоб ми обмили, Спасе наш Христе,* безліч гріхів наших.</w:t>
       </w:r>
     </w:p>
     <w:p>
